--- a/assets/libreoffice_writ_njc/2b672d35-1c0f-4a71-bb85-f32b5ad8b46d/Report_L3_06.docx
+++ b/assets/libreoffice_writ_njc/2b672d35-1c0f-4a71-bb85-f32b5ad8b46d/Report_L3_06.docx
@@ -8,21 +8,22 @@
         <w:jc w:val="center"/>
         <w:rPr>
           <w:rFonts w:ascii="Calibri" w:hAnsi="Calibri"/>
-          <w:b/>
-          <w:b/>
-          <w:bCs/>
-          <w:sz w:val="22"/>
-          <w:szCs w:val="22"/>
-          <w:vertAlign w:val="subscript"/>
+          <w:b w:val="false"/>
+          <w:b w:val="false"/>
+          <w:bCs w:val="false"/>
+          <w:color w:val="003366"/>
+          <w:sz w:val="44"/>
+          <w:szCs w:val="44"/>
         </w:rPr>
       </w:pPr>
       <w:r>
         <w:rPr>
           <w:rFonts w:ascii="Calibri" w:hAnsi="Calibri"/>
-          <w:b/>
-          <w:bCs/>
-          <w:sz w:val="22"/>
-          <w:szCs w:val="22"/>
+          <w:b w:val="false"/>
+          <w:bCs w:val="false"/>
+          <w:color w:val="003366"/>
+          <w:sz w:val="44"/>
+          <w:szCs w:val="44"/>
           <w:vertAlign w:val="subscript"/>
         </w:rPr>
         <w:t>Annual Performance Report 2025</w:t>
@@ -51,6 +52,9 @@
         <w:pStyle w:val="Heading1"/>
         <w:rPr>
           <w:rFonts w:ascii="Calibri" w:hAnsi="Calibri"/>
+          <w:b/>
+          <w:b/>
+          <w:bCs/>
           <w:sz w:val="22"/>
           <w:szCs w:val="22"/>
         </w:rPr>
@@ -58,6 +62,8 @@
       <w:r>
         <w:rPr>
           <w:rFonts w:ascii="Calibri" w:hAnsi="Calibri"/>
+          <w:b/>
+          <w:bCs/>
           <w:sz w:val="22"/>
           <w:szCs w:val="22"/>
         </w:rPr>
@@ -66,8 +72,8 @@
       <w:r>
         <w:rPr>
           <w:rFonts w:ascii="Calibri" w:hAnsi="Calibri"/>
-          <w:b w:val="false"/>
-          <w:bCs w:val="false"/>
+          <w:b/>
+          <w:bCs/>
           <w:sz w:val="22"/>
           <w:szCs w:val="22"/>
           <w:u w:val="single"/>
@@ -98,6 +104,9 @@
         <w:pStyle w:val="Heading1"/>
         <w:rPr>
           <w:rFonts w:ascii="Calibri" w:hAnsi="Calibri"/>
+          <w:b/>
+          <w:b/>
+          <w:bCs/>
           <w:sz w:val="22"/>
           <w:szCs w:val="22"/>
         </w:rPr>
@@ -105,6 +114,8 @@
       <w:r>
         <w:rPr>
           <w:rFonts w:ascii="Calibri" w:hAnsi="Calibri"/>
+          <w:b/>
+          <w:bCs/>
           <w:sz w:val="22"/>
           <w:szCs w:val="22"/>
         </w:rPr>
@@ -113,8 +124,8 @@
       <w:r>
         <w:rPr>
           <w:rFonts w:ascii="Calibri" w:hAnsi="Calibri"/>
-          <w:b w:val="false"/>
-          <w:bCs w:val="false"/>
+          <w:b/>
+          <w:bCs/>
           <w:sz w:val="22"/>
           <w:szCs w:val="22"/>
           <w:u w:val="single"/>
@@ -145,6 +156,9 @@
         <w:pStyle w:val="Heading1"/>
         <w:rPr>
           <w:rFonts w:ascii="Calibri" w:hAnsi="Calibri"/>
+          <w:b/>
+          <w:b/>
+          <w:bCs/>
           <w:sz w:val="22"/>
           <w:szCs w:val="22"/>
         </w:rPr>
@@ -152,6 +166,8 @@
       <w:r>
         <w:rPr>
           <w:rFonts w:ascii="Calibri" w:hAnsi="Calibri"/>
+          <w:b/>
+          <w:bCs/>
           <w:sz w:val="22"/>
           <w:szCs w:val="22"/>
         </w:rPr>
@@ -160,8 +176,8 @@
       <w:r>
         <w:rPr>
           <w:rFonts w:ascii="Calibri" w:hAnsi="Calibri"/>
-          <w:b w:val="false"/>
-          <w:bCs w:val="false"/>
+          <w:b/>
+          <w:bCs/>
           <w:sz w:val="22"/>
           <w:szCs w:val="22"/>
           <w:u w:val="single"/>
@@ -192,6 +208,9 @@
         <w:pStyle w:val="Heading1"/>
         <w:rPr>
           <w:rFonts w:ascii="Calibri" w:hAnsi="Calibri"/>
+          <w:b/>
+          <w:b/>
+          <w:bCs/>
           <w:sz w:val="22"/>
           <w:szCs w:val="22"/>
         </w:rPr>
@@ -199,6 +218,8 @@
       <w:r>
         <w:rPr>
           <w:rFonts w:ascii="Calibri" w:hAnsi="Calibri"/>
+          <w:b/>
+          <w:bCs/>
           <w:sz w:val="22"/>
           <w:szCs w:val="22"/>
         </w:rPr>
@@ -207,8 +228,8 @@
       <w:r>
         <w:rPr>
           <w:rFonts w:ascii="Calibri" w:hAnsi="Calibri"/>
-          <w:b w:val="false"/>
-          <w:bCs w:val="false"/>
+          <w:b/>
+          <w:bCs/>
           <w:sz w:val="22"/>
           <w:szCs w:val="22"/>
           <w:u w:val="single"/>
@@ -239,6 +260,9 @@
         <w:pStyle w:val="Heading1"/>
         <w:rPr>
           <w:rFonts w:ascii="Calibri" w:hAnsi="Calibri"/>
+          <w:b/>
+          <w:b/>
+          <w:bCs/>
           <w:sz w:val="22"/>
           <w:szCs w:val="22"/>
         </w:rPr>
@@ -246,6 +270,8 @@
       <w:r>
         <w:rPr>
           <w:rFonts w:ascii="Calibri" w:hAnsi="Calibri"/>
+          <w:b/>
+          <w:bCs/>
           <w:sz w:val="22"/>
           <w:szCs w:val="22"/>
         </w:rPr>
@@ -254,8 +280,8 @@
       <w:r>
         <w:rPr>
           <w:rFonts w:ascii="Calibri" w:hAnsi="Calibri"/>
-          <w:b w:val="false"/>
-          <w:bCs w:val="false"/>
+          <w:b/>
+          <w:bCs/>
           <w:sz w:val="22"/>
           <w:szCs w:val="22"/>
           <w:u w:val="single"/>
@@ -268,6 +294,12 @@
         <w:pStyle w:val="Normal"/>
         <w:rPr>
           <w:rFonts w:ascii="Calibri" w:hAnsi="Calibri"/>
+          <w:b/>
+          <w:b/>
+          <w:bCs/>
+          <w:i/>
+          <w:i/>
+          <w:iCs/>
           <w:sz w:val="22"/>
           <w:szCs w:val="22"/>
         </w:rPr>
@@ -275,10 +307,14 @@
       <w:r>
         <w:rPr>
           <w:rFonts w:ascii="Calibri" w:hAnsi="Calibri"/>
+          <w:b/>
+          <w:bCs/>
+          <w:i/>
+          <w:iCs/>
           <w:sz w:val="22"/>
           <w:szCs w:val="22"/>
         </w:rPr>
-        <w:t xml:space="preserve">For 2026, we plan to expand into three new geographic markets and launch two new product lines. </w:t>
+        <w:t xml:space="preserve">For 2026, we plan to expand into three new geographic markets and launch two new product lines. R&amp;D investment will increase to 22% of revenue. We expect revenue growth of 20-25% and aim to achieve profitability milestones </w:t>
       </w:r>
       <w:r>
         <w:rPr>
@@ -290,15 +326,19 @@
           <w:sz w:val="22"/>
           <w:szCs w:val="22"/>
         </w:rPr>
-        <w:t>R&amp;D investment will increase to 22% of revenue.</w:t>
+        <w:t>ahead of</w:t>
       </w:r>
       <w:r>
         <w:rPr>
           <w:rFonts w:ascii="Calibri" w:hAnsi="Calibri"/>
+          <w:b/>
+          <w:bCs/>
+          <w:i/>
+          <w:iCs/>
           <w:sz w:val="22"/>
           <w:szCs w:val="22"/>
         </w:rPr>
-        <w:t xml:space="preserve"> We expect revenue growth of 20-25% and aim to achieve profitability milestones ahead of sched</w:t>
+        <w:t>f schedule</w:t>
       </w:r>
     </w:p>
     <w:p>
@@ -326,14 +366,6 @@
           <w:szCs w:val="22"/>
         </w:rPr>
         <w:t>End of Report ---</w:t>
-      </w:r>
-      <w:r>
-        <w:rPr>
-          <w:rFonts w:ascii="Calibri" w:hAnsi="Calibri"/>
-          <w:sz w:val="22"/>
-          <w:szCs w:val="22"/>
-        </w:rPr>
-        <w:t>ule.</w:t>
       </w:r>
     </w:p>
     <w:sectPr>
@@ -378,6 +410,7 @@
         </w:tabs>
         <w:ind w:left="1080" w:hanging="360"/>
       </w:pPr>
+      <w:rPr/>
     </w:lvl>
     <w:lvl w:ilvl="2">
       <w:start w:val="1"/>
@@ -390,6 +423,7 @@
         </w:tabs>
         <w:ind w:left="1440" w:hanging="360"/>
       </w:pPr>
+      <w:rPr/>
     </w:lvl>
     <w:lvl w:ilvl="3">
       <w:start w:val="1"/>
@@ -402,6 +436,7 @@
         </w:tabs>
         <w:ind w:left="1800" w:hanging="360"/>
       </w:pPr>
+      <w:rPr/>
     </w:lvl>
     <w:lvl w:ilvl="4">
       <w:start w:val="1"/>
@@ -414,6 +449,7 @@
         </w:tabs>
         <w:ind w:left="2160" w:hanging="360"/>
       </w:pPr>
+      <w:rPr/>
     </w:lvl>
     <w:lvl w:ilvl="5">
       <w:start w:val="1"/>
@@ -426,6 +462,7 @@
         </w:tabs>
         <w:ind w:left="2520" w:hanging="360"/>
       </w:pPr>
+      <w:rPr/>
     </w:lvl>
     <w:lvl w:ilvl="6">
       <w:start w:val="1"/>
@@ -438,6 +475,7 @@
         </w:tabs>
         <w:ind w:left="2880" w:hanging="360"/>
       </w:pPr>
+      <w:rPr/>
     </w:lvl>
     <w:lvl w:ilvl="7">
       <w:start w:val="1"/>
@@ -450,6 +488,7 @@
         </w:tabs>
         <w:ind w:left="3240" w:hanging="360"/>
       </w:pPr>
+      <w:rPr/>
     </w:lvl>
     <w:lvl w:ilvl="8">
       <w:start w:val="1"/>
@@ -462,6 +501,7 @@
         </w:tabs>
         <w:ind w:left="3600" w:hanging="360"/>
       </w:pPr>
+      <w:rPr/>
     </w:lvl>
   </w:abstractNum>
   <w:abstractNum w:abstractNumId="2">
@@ -491,6 +531,7 @@
         </w:tabs>
         <w:ind w:left="1080" w:hanging="360"/>
       </w:pPr>
+      <w:rPr/>
     </w:lvl>
     <w:lvl w:ilvl="2">
       <w:start w:val="1"/>
@@ -503,6 +544,7 @@
         </w:tabs>
         <w:ind w:left="1440" w:hanging="360"/>
       </w:pPr>
+      <w:rPr/>
     </w:lvl>
     <w:lvl w:ilvl="3">
       <w:start w:val="1"/>
@@ -515,6 +557,7 @@
         </w:tabs>
         <w:ind w:left="1800" w:hanging="360"/>
       </w:pPr>
+      <w:rPr/>
     </w:lvl>
     <w:lvl w:ilvl="4">
       <w:start w:val="1"/>
@@ -527,6 +570,7 @@
         </w:tabs>
         <w:ind w:left="2160" w:hanging="360"/>
       </w:pPr>
+      <w:rPr/>
     </w:lvl>
     <w:lvl w:ilvl="5">
       <w:start w:val="1"/>
@@ -539,6 +583,7 @@
         </w:tabs>
         <w:ind w:left="2520" w:hanging="360"/>
       </w:pPr>
+      <w:rPr/>
     </w:lvl>
     <w:lvl w:ilvl="6">
       <w:start w:val="1"/>
@@ -551,6 +596,7 @@
         </w:tabs>
         <w:ind w:left="2880" w:hanging="360"/>
       </w:pPr>
+      <w:rPr/>
     </w:lvl>
     <w:lvl w:ilvl="7">
       <w:start w:val="1"/>
@@ -563,6 +609,7 @@
         </w:tabs>
         <w:ind w:left="3240" w:hanging="360"/>
       </w:pPr>
+      <w:rPr/>
     </w:lvl>
     <w:lvl w:ilvl="8">
       <w:start w:val="1"/>
@@ -575,6 +622,7 @@
         </w:tabs>
         <w:ind w:left="3600" w:hanging="360"/>
       </w:pPr>
+      <w:rPr/>
     </w:lvl>
   </w:abstractNum>
   <w:abstractNum w:abstractNumId="3">
@@ -604,6 +652,7 @@
         </w:tabs>
         <w:ind w:left="1080" w:hanging="360"/>
       </w:pPr>
+      <w:rPr/>
     </w:lvl>
     <w:lvl w:ilvl="2">
       <w:start w:val="1"/>
@@ -616,6 +665,7 @@
         </w:tabs>
         <w:ind w:left="1440" w:hanging="360"/>
       </w:pPr>
+      <w:rPr/>
     </w:lvl>
     <w:lvl w:ilvl="3">
       <w:start w:val="1"/>
@@ -628,6 +678,7 @@
         </w:tabs>
         <w:ind w:left="1800" w:hanging="360"/>
       </w:pPr>
+      <w:rPr/>
     </w:lvl>
     <w:lvl w:ilvl="4">
       <w:start w:val="1"/>
@@ -640,6 +691,7 @@
         </w:tabs>
         <w:ind w:left="2160" w:hanging="360"/>
       </w:pPr>
+      <w:rPr/>
     </w:lvl>
     <w:lvl w:ilvl="5">
       <w:start w:val="1"/>
@@ -652,6 +704,7 @@
         </w:tabs>
         <w:ind w:left="2520" w:hanging="360"/>
       </w:pPr>
+      <w:rPr/>
     </w:lvl>
     <w:lvl w:ilvl="6">
       <w:start w:val="1"/>
@@ -664,6 +717,7 @@
         </w:tabs>
         <w:ind w:left="2880" w:hanging="360"/>
       </w:pPr>
+      <w:rPr/>
     </w:lvl>
     <w:lvl w:ilvl="7">
       <w:start w:val="1"/>
@@ -676,6 +730,7 @@
         </w:tabs>
         <w:ind w:left="3240" w:hanging="360"/>
       </w:pPr>
+      <w:rPr/>
     </w:lvl>
     <w:lvl w:ilvl="8">
       <w:start w:val="1"/>
@@ -688,6 +743,7 @@
         </w:tabs>
         <w:ind w:left="3600" w:hanging="360"/>
       </w:pPr>
+      <w:rPr/>
     </w:lvl>
   </w:abstractNum>
   <w:abstractNum w:abstractNumId="4">
@@ -715,6 +771,7 @@
         </w:tabs>
         <w:ind w:left="1080" w:hanging="360"/>
       </w:pPr>
+      <w:rPr/>
     </w:lvl>
     <w:lvl w:ilvl="2">
       <w:start w:val="1"/>
@@ -727,6 +784,7 @@
         </w:tabs>
         <w:ind w:left="1440" w:hanging="360"/>
       </w:pPr>
+      <w:rPr/>
     </w:lvl>
     <w:lvl w:ilvl="3">
       <w:start w:val="1"/>
@@ -739,6 +797,7 @@
         </w:tabs>
         <w:ind w:left="1800" w:hanging="360"/>
       </w:pPr>
+      <w:rPr/>
     </w:lvl>
     <w:lvl w:ilvl="4">
       <w:start w:val="1"/>
@@ -751,6 +810,7 @@
         </w:tabs>
         <w:ind w:left="2160" w:hanging="360"/>
       </w:pPr>
+      <w:rPr/>
     </w:lvl>
     <w:lvl w:ilvl="5">
       <w:start w:val="1"/>
@@ -763,6 +823,7 @@
         </w:tabs>
         <w:ind w:left="2520" w:hanging="360"/>
       </w:pPr>
+      <w:rPr/>
     </w:lvl>
     <w:lvl w:ilvl="6">
       <w:start w:val="1"/>
@@ -775,6 +836,7 @@
         </w:tabs>
         <w:ind w:left="2880" w:hanging="360"/>
       </w:pPr>
+      <w:rPr/>
     </w:lvl>
     <w:lvl w:ilvl="7">
       <w:start w:val="1"/>
@@ -787,6 +849,7 @@
         </w:tabs>
         <w:ind w:left="3240" w:hanging="360"/>
       </w:pPr>
+      <w:rPr/>
     </w:lvl>
     <w:lvl w:ilvl="8">
       <w:start w:val="1"/>
@@ -799,6 +862,7 @@
         </w:tabs>
         <w:ind w:left="3600" w:hanging="360"/>
       </w:pPr>
+      <w:rPr/>
     </w:lvl>
   </w:abstractNum>
   <w:abstractNum w:abstractNumId="5">
@@ -826,6 +890,7 @@
         </w:tabs>
         <w:ind w:left="1080" w:hanging="360"/>
       </w:pPr>
+      <w:rPr/>
     </w:lvl>
     <w:lvl w:ilvl="2">
       <w:start w:val="1"/>
@@ -838,6 +903,7 @@
         </w:tabs>
         <w:ind w:left="1440" w:hanging="360"/>
       </w:pPr>
+      <w:rPr/>
     </w:lvl>
     <w:lvl w:ilvl="3">
       <w:start w:val="1"/>
@@ -850,6 +916,7 @@
         </w:tabs>
         <w:ind w:left="1800" w:hanging="360"/>
       </w:pPr>
+      <w:rPr/>
     </w:lvl>
     <w:lvl w:ilvl="4">
       <w:start w:val="1"/>
@@ -862,6 +929,7 @@
         </w:tabs>
         <w:ind w:left="2160" w:hanging="360"/>
       </w:pPr>
+      <w:rPr/>
     </w:lvl>
     <w:lvl w:ilvl="5">
       <w:start w:val="1"/>
@@ -874,6 +942,7 @@
         </w:tabs>
         <w:ind w:left="2520" w:hanging="360"/>
       </w:pPr>
+      <w:rPr/>
     </w:lvl>
     <w:lvl w:ilvl="6">
       <w:start w:val="1"/>
@@ -886,6 +955,7 @@
         </w:tabs>
         <w:ind w:left="2880" w:hanging="360"/>
       </w:pPr>
+      <w:rPr/>
     </w:lvl>
     <w:lvl w:ilvl="7">
       <w:start w:val="1"/>
@@ -898,6 +968,7 @@
         </w:tabs>
         <w:ind w:left="3240" w:hanging="360"/>
       </w:pPr>
+      <w:rPr/>
     </w:lvl>
     <w:lvl w:ilvl="8">
       <w:start w:val="1"/>
@@ -910,6 +981,7 @@
         </w:tabs>
         <w:ind w:left="3600" w:hanging="360"/>
       </w:pPr>
+      <w:rPr/>
     </w:lvl>
   </w:abstractNum>
   <w:abstractNum w:abstractNumId="6">
@@ -937,6 +1009,7 @@
         </w:tabs>
         <w:ind w:left="1080" w:hanging="360"/>
       </w:pPr>
+      <w:rPr/>
     </w:lvl>
     <w:lvl w:ilvl="2">
       <w:start w:val="1"/>
@@ -949,6 +1022,7 @@
         </w:tabs>
         <w:ind w:left="1440" w:hanging="360"/>
       </w:pPr>
+      <w:rPr/>
     </w:lvl>
     <w:lvl w:ilvl="3">
       <w:start w:val="1"/>
@@ -961,6 +1035,7 @@
         </w:tabs>
         <w:ind w:left="1800" w:hanging="360"/>
       </w:pPr>
+      <w:rPr/>
     </w:lvl>
     <w:lvl w:ilvl="4">
       <w:start w:val="1"/>
@@ -973,6 +1048,7 @@
         </w:tabs>
         <w:ind w:left="2160" w:hanging="360"/>
       </w:pPr>
+      <w:rPr/>
     </w:lvl>
     <w:lvl w:ilvl="5">
       <w:start w:val="1"/>
@@ -985,6 +1061,7 @@
         </w:tabs>
         <w:ind w:left="2520" w:hanging="360"/>
       </w:pPr>
+      <w:rPr/>
     </w:lvl>
     <w:lvl w:ilvl="6">
       <w:start w:val="1"/>
@@ -997,6 +1074,7 @@
         </w:tabs>
         <w:ind w:left="2880" w:hanging="360"/>
       </w:pPr>
+      <w:rPr/>
     </w:lvl>
     <w:lvl w:ilvl="7">
       <w:start w:val="1"/>
@@ -1009,6 +1087,7 @@
         </w:tabs>
         <w:ind w:left="3240" w:hanging="360"/>
       </w:pPr>
+      <w:rPr/>
     </w:lvl>
     <w:lvl w:ilvl="8">
       <w:start w:val="1"/>
@@ -1021,6 +1100,7 @@
         </w:tabs>
         <w:ind w:left="3600" w:hanging="360"/>
       </w:pPr>
+      <w:rPr/>
     </w:lvl>
   </w:abstractNum>
   <w:abstractNum w:abstractNumId="7">
@@ -1328,6 +1408,7 @@
     <w:rsid w:val="00fc693f"/>
     <w:pPr>
       <w:widowControl/>
+      <w:suppressAutoHyphens w:val="true"/>
       <w:bidi w:val="0"/>
       <w:spacing w:lineRule="auto" w:line="276" w:before="0" w:after="200"/>
       <w:jc w:val="left"/>
@@ -2020,6 +2101,7 @@
     <w:rsid w:val="00fc693f"/>
     <w:pPr>
       <w:widowControl/>
+      <w:suppressAutoHyphens w:val="true"/>
       <w:bidi w:val="0"/>
       <w:spacing w:lineRule="auto" w:line="240" w:before="0" w:after="0"/>
       <w:jc w:val="left"/>
@@ -2118,24 +2200,29 @@
       <w:szCs w:val="16"/>
     </w:rPr>
   </w:style>
-  <w:style w:type="paragraph" w:styleId="List2">
+  <w:style w:type="paragraph" w:styleId="ListBullet3">
     <w:name w:val="List Bullet 3"/>
     <w:basedOn w:val="Normal"/>
     <w:uiPriority w:val="99"/>
     <w:unhideWhenUsed/>
+    <w:qFormat/>
     <w:rsid w:val="00326f90"/>
     <w:pPr>
+      <w:numPr>
+        <w:ilvl w:val="0"/>
+        <w:numId w:val="3"/>
+      </w:numPr>
       <w:spacing w:before="0" w:after="200"/>
-      <w:ind w:left="720" w:hanging="360"/>
       <w:contextualSpacing/>
     </w:pPr>
     <w:rPr/>
   </w:style>
-  <w:style w:type="paragraph" w:styleId="List3">
+  <w:style w:type="paragraph" w:styleId="ListBullet4">
     <w:name w:val="List Bullet 4"/>
     <w:basedOn w:val="Normal"/>
     <w:uiPriority w:val="99"/>
     <w:unhideWhenUsed/>
+    <w:qFormat/>
     <w:rsid w:val="00326f90"/>
     <w:pPr>
       <w:spacing w:before="0" w:after="200"/>
@@ -2172,23 +2259,6 @@
       <w:numPr>
         <w:ilvl w:val="0"/>
         <w:numId w:val="2"/>
-      </w:numPr>
-      <w:spacing w:before="0" w:after="200"/>
-      <w:contextualSpacing/>
-    </w:pPr>
-    <w:rPr/>
-  </w:style>
-  <w:style w:type="paragraph" w:styleId="ListBullet3">
-    <w:name w:val="List Bullet 3"/>
-    <w:basedOn w:val="Normal"/>
-    <w:uiPriority w:val="99"/>
-    <w:unhideWhenUsed/>
-    <w:qFormat/>
-    <w:rsid w:val="00326f90"/>
-    <w:pPr>
-      <w:numPr>
-        <w:ilvl w:val="0"/>
-        <w:numId w:val="3"/>
       </w:numPr>
       <w:spacing w:before="0" w:after="200"/>
       <w:contextualSpacing/>
@@ -2307,6 +2377,7 @@
         <w:tab w:val="left" w:pos="3456" w:leader="none"/>
         <w:tab w:val="left" w:pos="4032" w:leader="none"/>
       </w:tabs>
+      <w:suppressAutoHyphens w:val="true"/>
       <w:bidi w:val="0"/>
       <w:spacing w:lineRule="auto" w:line="276" w:before="0" w:after="200"/>
       <w:jc w:val="left"/>

--- a/assets/libreoffice_writ_njc/2b672d35-1c0f-4a71-bb85-f32b5ad8b46d/Report_L3_06.docx
+++ b/assets/libreoffice_writ_njc/2b672d35-1c0f-4a71-bb85-f32b5ad8b46d/Report_L3_06.docx
@@ -7,20 +7,16 @@
         <w:pStyle w:val="Title"/>
         <w:jc w:val="center"/>
         <w:rPr>
-          <w:rFonts w:ascii="Calibri" w:hAnsi="Calibri"/>
-          <w:b w:val="false"/>
-          <w:b w:val="false"/>
-          <w:bCs w:val="false"/>
+          <w:b/>
+          <w:b/>
+          <w:bCs/>
           <w:color w:val="003366"/>
-          <w:sz w:val="44"/>
-          <w:szCs w:val="44"/>
         </w:rPr>
       </w:pPr>
       <w:r>
         <w:rPr>
-          <w:rFonts w:ascii="Calibri" w:hAnsi="Calibri"/>
-          <w:b w:val="false"/>
-          <w:bCs w:val="false"/>
+          <w:b/>
+          <w:bCs/>
           <w:color w:val="003366"/>
           <w:sz w:val="44"/>
           <w:szCs w:val="44"/>
@@ -51,34 +47,18 @@
       <w:pPr>
         <w:pStyle w:val="Heading1"/>
         <w:rPr>
-          <w:rFonts w:ascii="Calibri" w:hAnsi="Calibri"/>
-          <w:b/>
-          <w:b/>
-          <w:bCs/>
-          <w:sz w:val="22"/>
-          <w:szCs w:val="22"/>
+          <w:u w:val="single"/>
         </w:rPr>
       </w:pPr>
       <w:r>
         <w:rPr>
-          <w:rFonts w:ascii="Calibri" w:hAnsi="Calibri"/>
-          <w:b/>
-          <w:bCs/>
-          <w:sz w:val="22"/>
-          <w:szCs w:val="22"/>
-        </w:rPr>
-        <w:t xml:space="preserve">1. </w:t>
-      </w:r>
-      <w:r>
-        <w:rPr>
-          <w:rFonts w:ascii="Calibri" w:hAnsi="Calibri"/>
           <w:b/>
           <w:bCs/>
           <w:sz w:val="22"/>
           <w:szCs w:val="22"/>
           <w:u w:val="single"/>
         </w:rPr>
-        <w:t>Executive Summary</w:t>
+        <w:t>1. Executive Summary</w:t>
       </w:r>
     </w:p>
     <w:p>
@@ -103,34 +83,18 @@
       <w:pPr>
         <w:pStyle w:val="Heading1"/>
         <w:rPr>
-          <w:rFonts w:ascii="Calibri" w:hAnsi="Calibri"/>
-          <w:b/>
-          <w:b/>
-          <w:bCs/>
-          <w:sz w:val="22"/>
-          <w:szCs w:val="22"/>
+          <w:u w:val="single"/>
         </w:rPr>
       </w:pPr>
       <w:r>
         <w:rPr>
-          <w:rFonts w:ascii="Calibri" w:hAnsi="Calibri"/>
-          <w:b/>
-          <w:bCs/>
-          <w:sz w:val="22"/>
-          <w:szCs w:val="22"/>
-        </w:rPr>
-        <w:t xml:space="preserve">2. </w:t>
-      </w:r>
-      <w:r>
-        <w:rPr>
-          <w:rFonts w:ascii="Calibri" w:hAnsi="Calibri"/>
           <w:b/>
           <w:bCs/>
           <w:sz w:val="22"/>
           <w:szCs w:val="22"/>
           <w:u w:val="single"/>
         </w:rPr>
-        <w:t>Financial Highlights</w:t>
+        <w:t>2. Financial Highlights</w:t>
       </w:r>
     </w:p>
     <w:p>
@@ -155,34 +119,18 @@
       <w:pPr>
         <w:pStyle w:val="Heading1"/>
         <w:rPr>
-          <w:rFonts w:ascii="Calibri" w:hAnsi="Calibri"/>
-          <w:b/>
-          <w:b/>
-          <w:bCs/>
-          <w:sz w:val="22"/>
-          <w:szCs w:val="22"/>
+          <w:u w:val="single"/>
         </w:rPr>
       </w:pPr>
       <w:r>
         <w:rPr>
-          <w:rFonts w:ascii="Calibri" w:hAnsi="Calibri"/>
-          <w:b/>
-          <w:bCs/>
-          <w:sz w:val="22"/>
-          <w:szCs w:val="22"/>
-        </w:rPr>
-        <w:t xml:space="preserve">3. </w:t>
-      </w:r>
-      <w:r>
-        <w:rPr>
-          <w:rFonts w:ascii="Calibri" w:hAnsi="Calibri"/>
           <w:b/>
           <w:bCs/>
           <w:sz w:val="22"/>
           <w:szCs w:val="22"/>
           <w:u w:val="single"/>
         </w:rPr>
-        <w:t>Operational Review</w:t>
+        <w:t>3. Operational Review</w:t>
       </w:r>
     </w:p>
     <w:p>
@@ -207,34 +155,18 @@
       <w:pPr>
         <w:pStyle w:val="Heading1"/>
         <w:rPr>
-          <w:rFonts w:ascii="Calibri" w:hAnsi="Calibri"/>
-          <w:b/>
-          <w:b/>
-          <w:bCs/>
-          <w:sz w:val="22"/>
-          <w:szCs w:val="22"/>
+          <w:u w:val="single"/>
         </w:rPr>
       </w:pPr>
       <w:r>
         <w:rPr>
-          <w:rFonts w:ascii="Calibri" w:hAnsi="Calibri"/>
-          <w:b/>
-          <w:bCs/>
-          <w:sz w:val="22"/>
-          <w:szCs w:val="22"/>
-        </w:rPr>
-        <w:t xml:space="preserve">4. </w:t>
-      </w:r>
-      <w:r>
-        <w:rPr>
-          <w:rFonts w:ascii="Calibri" w:hAnsi="Calibri"/>
           <w:b/>
           <w:bCs/>
           <w:sz w:val="22"/>
           <w:szCs w:val="22"/>
           <w:u w:val="single"/>
         </w:rPr>
-        <w:t>Market Analysis</w:t>
+        <w:t>4. Market Analysis</w:t>
       </w:r>
     </w:p>
     <w:p>
@@ -259,34 +191,18 @@
       <w:pPr>
         <w:pStyle w:val="Heading1"/>
         <w:rPr>
-          <w:rFonts w:ascii="Calibri" w:hAnsi="Calibri"/>
-          <w:b/>
-          <w:b/>
-          <w:bCs/>
-          <w:sz w:val="22"/>
-          <w:szCs w:val="22"/>
+          <w:u w:val="single"/>
         </w:rPr>
       </w:pPr>
       <w:r>
         <w:rPr>
-          <w:rFonts w:ascii="Calibri" w:hAnsi="Calibri"/>
-          <w:b/>
-          <w:bCs/>
-          <w:sz w:val="22"/>
-          <w:szCs w:val="22"/>
-        </w:rPr>
-        <w:t xml:space="preserve">5. </w:t>
-      </w:r>
-      <w:r>
-        <w:rPr>
-          <w:rFonts w:ascii="Calibri" w:hAnsi="Calibri"/>
           <w:b/>
           <w:bCs/>
           <w:sz w:val="22"/>
           <w:szCs w:val="22"/>
           <w:u w:val="single"/>
         </w:rPr>
-        <w:t>Strategic Outlook</w:t>
+        <w:t>5. Strategic Outlook</w:t>
       </w:r>
     </w:p>
     <w:p>
@@ -309,12 +225,12 @@
           <w:rFonts w:ascii="Calibri" w:hAnsi="Calibri"/>
           <w:b/>
           <w:bCs/>
-          <w:i/>
-          <w:iCs/>
+          <w:i w:val="false"/>
+          <w:iCs w:val="false"/>
           <w:sz w:val="22"/>
           <w:szCs w:val="22"/>
         </w:rPr>
-        <w:t xml:space="preserve">For 2026, we plan to expand into three new geographic markets and launch two new product lines. R&amp;D investment will increase to 22% of revenue. We expect revenue growth of 20-25% and aim to achieve profitability milestones </w:t>
+        <w:t>For 2026, we plan to expand into three new geographic markets and launch two new product lines. R&amp;D investment will increase to 22% of revenue. We expect revenue growth of 20-25% and aim to achieve profitability milestones ahead off schedul</w:t>
       </w:r>
       <w:r>
         <w:rPr>
@@ -326,19 +242,7 @@
           <w:sz w:val="22"/>
           <w:szCs w:val="22"/>
         </w:rPr>
-        <w:t>ahead of</w:t>
-      </w:r>
-      <w:r>
-        <w:rPr>
-          <w:rFonts w:ascii="Calibri" w:hAnsi="Calibri"/>
-          <w:b/>
-          <w:bCs/>
-          <w:i/>
-          <w:iCs/>
-          <w:sz w:val="22"/>
-          <w:szCs w:val="22"/>
-        </w:rPr>
-        <w:t>f schedule</w:t>
+        <w:t>e</w:t>
       </w:r>
     </w:p>
     <w:p>
@@ -357,15 +261,7 @@
           <w:sz w:val="22"/>
           <w:szCs w:val="22"/>
         </w:rPr>
-        <w:t xml:space="preserve">--- </w:t>
-      </w:r>
-      <w:r>
-        <w:rPr>
-          <w:rFonts w:ascii="Calibri" w:hAnsi="Calibri"/>
-          <w:sz w:val="22"/>
-          <w:szCs w:val="22"/>
-        </w:rPr>
-        <w:t>End of Report ---</w:t>
+        <w:t>--- End of Report ---</w:t>
       </w:r>
     </w:p>
     <w:sectPr>

--- a/assets/libreoffice_writ_njc/2b672d35-1c0f-4a71-bb85-f32b5ad8b46d/Report_L3_06.docx
+++ b/assets/libreoffice_writ_njc/2b672d35-1c0f-4a71-bb85-f32b5ad8b46d/Report_L3_06.docx
@@ -209,29 +209,11 @@
       <w:pPr>
         <w:pStyle w:val="Normal"/>
         <w:rPr>
-          <w:rFonts w:ascii="Calibri" w:hAnsi="Calibri"/>
-          <w:b/>
-          <w:b/>
-          <w:bCs/>
           <w:i/>
           <w:i/>
           <w:iCs/>
-          <w:sz w:val="22"/>
-          <w:szCs w:val="22"/>
         </w:rPr>
       </w:pPr>
-      <w:r>
-        <w:rPr>
-          <w:rFonts w:ascii="Calibri" w:hAnsi="Calibri"/>
-          <w:b/>
-          <w:bCs/>
-          <w:i w:val="false"/>
-          <w:iCs w:val="false"/>
-          <w:sz w:val="22"/>
-          <w:szCs w:val="22"/>
-        </w:rPr>
-        <w:t>For 2026, we plan to expand into three new geographic markets and launch two new product lines. R&amp;D investment will increase to 22% of revenue. We expect revenue growth of 20-25% and aim to achieve profitability milestones ahead off schedul</w:t>
-      </w:r>
       <w:r>
         <w:rPr>
           <w:rFonts w:ascii="Calibri" w:hAnsi="Calibri"/>
@@ -242,7 +224,19 @@
           <w:sz w:val="22"/>
           <w:szCs w:val="22"/>
         </w:rPr>
-        <w:t>e</w:t>
+        <w:t xml:space="preserve">For 2026, we plan to expand into three new geographic markets and launch two new product lines. R&amp;D investment will increase to 22% of revenue. </w:t>
+      </w:r>
+      <w:r>
+        <w:rPr>
+          <w:rFonts w:ascii="Calibri" w:hAnsi="Calibri"/>
+          <w:b w:val="false"/>
+          <w:bCs w:val="false"/>
+          <w:i/>
+          <w:iCs/>
+          <w:sz w:val="22"/>
+          <w:szCs w:val="22"/>
+        </w:rPr>
+        <w:t>We expect revenue growth of 20-25% and aim to achieve profitability milestones ahead off schedule</w:t>
       </w:r>
     </w:p>
     <w:p>

--- a/assets/libreoffice_writ_njc/2b672d35-1c0f-4a71-bb85-f32b5ad8b46d/Report_L3_06.docx
+++ b/assets/libreoffice_writ_njc/2b672d35-1c0f-4a71-bb85-f32b5ad8b46d/Report_L3_06.docx
@@ -10,16 +10,19 @@
           <w:b/>
           <w:b/>
           <w:bCs/>
-          <w:color w:val="003366"/>
+          <w:color w:val="2A6099"/>
         </w:rPr>
       </w:pPr>
       <w:r>
         <w:rPr>
           <w:b/>
           <w:bCs/>
-          <w:color w:val="003366"/>
+          <w:i w:val="false"/>
+          <w:iCs w:val="false"/>
+          <w:color w:val="2A6099"/>
           <w:sz w:val="44"/>
           <w:szCs w:val="44"/>
+          <w:u w:val="none"/>
           <w:vertAlign w:val="subscript"/>
         </w:rPr>
         <w:t>Annual Performance Report 2025</w:t>
@@ -28,8 +31,11 @@
     <w:p>
       <w:pPr>
         <w:pStyle w:val="Normal"/>
+        <w:jc w:val="center"/>
         <w:rPr>
-          <w:rFonts w:ascii="Calibri" w:hAnsi="Calibri"/>
+          <w:b/>
+          <w:b/>
+          <w:bCs/>
           <w:sz w:val="22"/>
           <w:szCs w:val="22"/>
         </w:rPr>
@@ -37,8 +43,14 @@
       <w:r>
         <w:rPr>
           <w:rFonts w:ascii="Calibri" w:hAnsi="Calibri"/>
+          <w:b/>
+          <w:bCs/>
+          <w:i w:val="false"/>
+          <w:iCs w:val="false"/>
+          <w:color w:val="2A6099"/>
           <w:sz w:val="22"/>
           <w:szCs w:val="22"/>
+          <w:u w:val="none"/>
         </w:rPr>
         <w:t>Prepared by the Management Team</w:t>
       </w:r>
@@ -46,14 +58,68 @@
     <w:p>
       <w:pPr>
         <w:pStyle w:val="Heading1"/>
+        <w:jc w:val="center"/>
         <w:rPr>
-          <w:u w:val="single"/>
+          <w:b/>
+          <w:b/>
+          <w:bCs/>
+          <w:i w:val="false"/>
+          <w:i w:val="false"/>
+          <w:iCs w:val="false"/>
+          <w:color w:val="2A6099"/>
+          <w:sz w:val="22"/>
+          <w:szCs w:val="22"/>
         </w:rPr>
       </w:pPr>
       <w:r>
         <w:rPr>
           <w:b/>
           <w:bCs/>
+          <w:i w:val="false"/>
+          <w:iCs w:val="false"/>
+          <w:color w:val="2A6099"/>
+          <w:sz w:val="22"/>
+          <w:szCs w:val="22"/>
+        </w:rPr>
+      </w:r>
+    </w:p>
+    <w:p>
+      <w:pPr>
+        <w:pStyle w:val="Normal"/>
+        <w:jc w:val="center"/>
+        <w:rPr>
+          <w:b w:val="false"/>
+          <w:b w:val="false"/>
+          <w:bCs w:val="false"/>
+          <w:i w:val="false"/>
+          <w:i w:val="false"/>
+          <w:iCs w:val="false"/>
+          <w:sz w:val="22"/>
+          <w:szCs w:val="22"/>
+        </w:rPr>
+      </w:pPr>
+      <w:r>
+        <w:rPr>
+          <w:rFonts w:ascii="Calibri" w:hAnsi="Calibri"/>
+          <w:b w:val="false"/>
+          <w:bCs w:val="false"/>
+          <w:i w:val="false"/>
+          <w:iCs w:val="false"/>
+          <w:color w:val="2A6099"/>
+          <w:sz w:val="22"/>
+          <w:szCs w:val="22"/>
+          <w:u w:val="none"/>
+        </w:rPr>
+        <w:t>For 2026, we plan to expand into three new geographic markets an</w:t>
+      </w:r>
+      <w:r>
+        <w:rPr>
+          <w:rFonts w:ascii="Calibri" w:hAnsi="Calibri"/>
+          <w:b w:val="false"/>
+          <w:bCs w:val="false"/>
+          <w:i w:val="false"/>
+          <w:iCs w:val="false"/>
+          <w:color w:val="2A6099"/>
           <w:sz w:val="22"/>
           <w:szCs w:val="22"/>
           <w:u w:val="single"/>
@@ -64,154 +130,10 @@
     <w:p>
       <w:pPr>
         <w:pStyle w:val="Normal"/>
+        <w:jc w:val="center"/>
         <w:rPr>
-          <w:rFonts w:ascii="Calibri" w:hAnsi="Calibri"/>
           <w:sz w:val="22"/>
           <w:szCs w:val="22"/>
-        </w:rPr>
-      </w:pPr>
-      <w:r>
-        <w:rPr>
-          <w:rFonts w:ascii="Calibri" w:hAnsi="Calibri"/>
-          <w:sz w:val="22"/>
-          <w:szCs w:val="22"/>
-        </w:rPr>
-        <w:t>This report provides a comprehensive overview of our company's performance during the fiscal year 2025. Revenue grew by 18% year-over-year, reaching $45.2 million. Operating margins improved to 23%, up from 19% in the previous year.</w:t>
-      </w:r>
-    </w:p>
-    <w:p>
-      <w:pPr>
-        <w:pStyle w:val="Heading1"/>
-        <w:rPr>
-          <w:u w:val="single"/>
-        </w:rPr>
-      </w:pPr>
-      <w:r>
-        <w:rPr>
-          <w:b/>
-          <w:bCs/>
-          <w:sz w:val="22"/>
-          <w:szCs w:val="22"/>
-          <w:u w:val="single"/>
-        </w:rPr>
-        <w:t>2. Financial Highlights</w:t>
-      </w:r>
-    </w:p>
-    <w:p>
-      <w:pPr>
-        <w:pStyle w:val="Normal"/>
-        <w:rPr>
-          <w:rFonts w:ascii="Calibri" w:hAnsi="Calibri"/>
-          <w:sz w:val="22"/>
-          <w:szCs w:val="22"/>
-        </w:rPr>
-      </w:pPr>
-      <w:r>
-        <w:rPr>
-          <w:rFonts w:ascii="Calibri" w:hAnsi="Calibri"/>
-          <w:sz w:val="22"/>
-          <w:szCs w:val="22"/>
-        </w:rPr>
-        <w:t>Total revenue reached $45.2 million, a significant increase from $38.3 million in 2024. Net income stood at $8.1 million, reflecting strong operational efficiency. The company maintained a healthy cash position of $12.4 million at year-end.</w:t>
-      </w:r>
-    </w:p>
-    <w:p>
-      <w:pPr>
-        <w:pStyle w:val="Heading1"/>
-        <w:rPr>
-          <w:u w:val="single"/>
-        </w:rPr>
-      </w:pPr>
-      <w:r>
-        <w:rPr>
-          <w:b/>
-          <w:bCs/>
-          <w:sz w:val="22"/>
-          <w:szCs w:val="22"/>
-          <w:u w:val="single"/>
-        </w:rPr>
-        <w:t>3. Operational Review</w:t>
-      </w:r>
-    </w:p>
-    <w:p>
-      <w:pPr>
-        <w:pStyle w:val="Normal"/>
-        <w:rPr>
-          <w:rFonts w:ascii="Calibri" w:hAnsi="Calibri"/>
-          <w:sz w:val="22"/>
-          <w:szCs w:val="22"/>
-        </w:rPr>
-      </w:pPr>
-      <w:r>
-        <w:rPr>
-          <w:rFonts w:ascii="Calibri" w:hAnsi="Calibri"/>
-          <w:sz w:val="22"/>
-          <w:szCs w:val="22"/>
-        </w:rPr>
-        <w:t>The engineering team shipped 47 product updates throughout the year, including three major platform releases. Customer satisfaction scores averaged 4.6 out of 5.0. Employee retention rate improved to 92%, up from 87% in the prior year.</w:t>
-      </w:r>
-    </w:p>
-    <w:p>
-      <w:pPr>
-        <w:pStyle w:val="Heading1"/>
-        <w:rPr>
-          <w:u w:val="single"/>
-        </w:rPr>
-      </w:pPr>
-      <w:r>
-        <w:rPr>
-          <w:b/>
-          <w:bCs/>
-          <w:sz w:val="22"/>
-          <w:szCs w:val="22"/>
-          <w:u w:val="single"/>
-        </w:rPr>
-        <w:t>4. Market Analysis</w:t>
-      </w:r>
-    </w:p>
-    <w:p>
-      <w:pPr>
-        <w:pStyle w:val="Normal"/>
-        <w:rPr>
-          <w:rFonts w:ascii="Calibri" w:hAnsi="Calibri"/>
-          <w:sz w:val="22"/>
-          <w:szCs w:val="22"/>
-        </w:rPr>
-      </w:pPr>
-      <w:r>
-        <w:rPr>
-          <w:rFonts w:ascii="Calibri" w:hAnsi="Calibri"/>
-          <w:sz w:val="22"/>
-          <w:szCs w:val="22"/>
-        </w:rPr>
-        <w:t>Our market share in the enterprise segment grew to 15.3%, up from 12.1%. The total addressable market is estimated at $4.8 billion, growing at 12% annually. Key competitors include TechGiant Inc., DataFlow Systems, and CloudFirst Solutions.</w:t>
-      </w:r>
-    </w:p>
-    <w:p>
-      <w:pPr>
-        <w:pStyle w:val="Heading1"/>
-        <w:rPr>
-          <w:u w:val="single"/>
-        </w:rPr>
-      </w:pPr>
-      <w:r>
-        <w:rPr>
-          <w:b/>
-          <w:bCs/>
-          <w:sz w:val="22"/>
-          <w:szCs w:val="22"/>
-          <w:u w:val="single"/>
-        </w:rPr>
-        <w:t>5. Strategic Outlook</w:t>
-      </w:r>
-    </w:p>
-    <w:p>
-      <w:pPr>
-        <w:pStyle w:val="Normal"/>
-        <w:rPr>
-          <w:i/>
-          <w:i/>
-          <w:iCs/>
         </w:rPr>
       </w:pPr>
       <w:r>
@@ -221,10 +143,213 @@
           <w:bCs/>
           <w:i/>
           <w:iCs/>
+          <w:color w:val="2A6099"/>
+          <w:sz w:val="22"/>
+          <w:szCs w:val="22"/>
+          <w:u w:val="single"/>
+        </w:rPr>
+        <w:t>This report provides a comprehensive overview of our company's performance during the fiscal year 2025. Revenue grew by 18% year-over-year, reaching $45.2 million. Operating margins improved to 23%, up from 19% in the previous year.</w:t>
+      </w:r>
+    </w:p>
+    <w:p>
+      <w:pPr>
+        <w:pStyle w:val="Heading1"/>
+        <w:jc w:val="center"/>
+        <w:rPr>
           <w:sz w:val="22"/>
           <w:szCs w:val="22"/>
         </w:rPr>
-        <w:t xml:space="preserve">For 2026, we plan to expand into three new geographic markets and launch two new product lines. R&amp;D investment will increase to 22% of revenue. </w:t>
+      </w:pPr>
+      <w:r>
+        <w:rPr>
+          <w:b/>
+          <w:bCs/>
+          <w:i/>
+          <w:iCs/>
+          <w:color w:val="2A6099"/>
+          <w:sz w:val="22"/>
+          <w:szCs w:val="22"/>
+          <w:u w:val="none"/>
+        </w:rPr>
+        <w:t>2</w:t>
+      </w:r>
+      <w:r>
+        <w:rPr>
+          <w:b w:val="false"/>
+          <w:bCs w:val="false"/>
+          <w:i/>
+          <w:iCs/>
+          <w:color w:val="2A6099"/>
+          <w:sz w:val="22"/>
+          <w:szCs w:val="22"/>
+          <w:u w:val="single"/>
+        </w:rPr>
+        <w:t>. Financial Highlights</w:t>
+      </w:r>
+    </w:p>
+    <w:p>
+      <w:pPr>
+        <w:pStyle w:val="Normal"/>
+        <w:jc w:val="center"/>
+        <w:rPr>
+          <w:sz w:val="22"/>
+          <w:szCs w:val="22"/>
+        </w:rPr>
+      </w:pPr>
+      <w:r>
+        <w:rPr>
+          <w:rFonts w:ascii="Calibri" w:hAnsi="Calibri"/>
+          <w:b/>
+          <w:bCs/>
+          <w:i/>
+          <w:iCs/>
+          <w:color w:val="2A6099"/>
+          <w:sz w:val="22"/>
+          <w:szCs w:val="22"/>
+          <w:u w:val="single"/>
+        </w:rPr>
+        <w:t>Total revenue reached $45.2 million, a significant increase from $38.3 million in 2024. Net income stood at $8.1 million, reflecting strong operational efficiency. The company maintained a healthy cash position of $12.4 million at year-end.</w:t>
+      </w:r>
+    </w:p>
+    <w:p>
+      <w:pPr>
+        <w:pStyle w:val="Heading1"/>
+        <w:jc w:val="center"/>
+        <w:rPr>
+          <w:sz w:val="22"/>
+          <w:szCs w:val="22"/>
+        </w:rPr>
+      </w:pPr>
+      <w:r>
+        <w:rPr>
+          <w:b/>
+          <w:bCs/>
+          <w:i/>
+          <w:iCs/>
+          <w:color w:val="2A6099"/>
+          <w:sz w:val="22"/>
+          <w:szCs w:val="22"/>
+          <w:u w:val="none"/>
+        </w:rPr>
+        <w:t>3</w:t>
+      </w:r>
+      <w:r>
+        <w:rPr>
+          <w:b w:val="false"/>
+          <w:bCs w:val="false"/>
+          <w:i/>
+          <w:iCs/>
+          <w:color w:val="2A6099"/>
+          <w:sz w:val="22"/>
+          <w:szCs w:val="22"/>
+          <w:u w:val="single"/>
+        </w:rPr>
+        <w:t>. Operational Review</w:t>
+      </w:r>
+    </w:p>
+    <w:p>
+      <w:pPr>
+        <w:pStyle w:val="Normal"/>
+        <w:jc w:val="center"/>
+        <w:rPr>
+          <w:sz w:val="22"/>
+          <w:szCs w:val="22"/>
+        </w:rPr>
+      </w:pPr>
+      <w:r>
+        <w:rPr>
+          <w:rFonts w:ascii="Calibri" w:hAnsi="Calibri"/>
+          <w:b w:val="false"/>
+          <w:bCs w:val="false"/>
+          <w:i/>
+          <w:iCs/>
+          <w:color w:val="2A6099"/>
+          <w:sz w:val="22"/>
+          <w:szCs w:val="22"/>
+          <w:u w:val="single"/>
+        </w:rPr>
+        <w:t>The engineering team shipped 47 product updates throughout the year, including three major platform releases. Customer satisfaction scores averaged 4.6 out of 5.0. Employee retention rate improved to 92%, up from 87% in the prior year.</w:t>
+      </w:r>
+    </w:p>
+    <w:p>
+      <w:pPr>
+        <w:pStyle w:val="Heading1"/>
+        <w:jc w:val="center"/>
+        <w:rPr>
+          <w:b/>
+          <w:b/>
+          <w:bCs/>
+          <w:sz w:val="22"/>
+          <w:szCs w:val="22"/>
+          <w:u w:val="none"/>
+        </w:rPr>
+      </w:pPr>
+      <w:r>
+        <w:rPr>
+          <w:b/>
+          <w:bCs/>
+          <w:i/>
+          <w:iCs/>
+          <w:color w:val="2A6099"/>
+          <w:sz w:val="22"/>
+          <w:szCs w:val="22"/>
+          <w:u w:val="none"/>
+        </w:rPr>
+        <w:t>4. Market Analysis</w:t>
+      </w:r>
+    </w:p>
+    <w:p>
+      <w:pPr>
+        <w:pStyle w:val="Normal"/>
+        <w:jc w:val="center"/>
+        <w:rPr>
+          <w:sz w:val="22"/>
+          <w:szCs w:val="22"/>
+        </w:rPr>
+      </w:pPr>
+      <w:r>
+        <w:rPr>
+          <w:rFonts w:ascii="Calibri" w:hAnsi="Calibri"/>
+          <w:b w:val="false"/>
+          <w:bCs w:val="false"/>
+          <w:i/>
+          <w:iCs/>
+          <w:color w:val="2A6099"/>
+          <w:sz w:val="22"/>
+          <w:szCs w:val="22"/>
+          <w:u w:val="single"/>
+        </w:rPr>
+        <w:t>Our market share in the enterprise segment grew to 15.3%, up from 12.1%. The total addressable market is estimated at $4.8 billion, growing at 12% annually. Key competitors include TechGiant Inc., DataFlow Systems, and CloudFirst Solutions.--- End of Report ---</w:t>
+      </w:r>
+    </w:p>
+    <w:p>
+      <w:pPr>
+        <w:pStyle w:val="Normal"/>
+        <w:jc w:val="center"/>
+        <w:rPr>
+          <w:b w:val="false"/>
+          <w:b w:val="false"/>
+          <w:bCs w:val="false"/>
+          <w:i/>
+          <w:i/>
+          <w:iCs/>
+          <w:sz w:val="22"/>
+          <w:szCs w:val="22"/>
+        </w:rPr>
+      </w:pPr>
+      <w:r>
+        <w:rPr>
+          <w:rFonts w:ascii="Calibri" w:hAnsi="Calibri"/>
+          <w:b w:val="false"/>
+          <w:bCs w:val="false"/>
+          <w:i/>
+          <w:iCs/>
+          <w:color w:val="2A6099"/>
+          <w:sz w:val="22"/>
+          <w:szCs w:val="22"/>
+          <w:u w:val="single"/>
+        </w:rPr>
+        <w:t>5. Strategic Outlook</w:t>
       </w:r>
       <w:r>
         <w:rPr>
@@ -233,18 +358,79 @@
           <w:bCs w:val="false"/>
           <w:i/>
           <w:iCs/>
+          <w:color w:val="2A6099"/>
+          <w:sz w:val="22"/>
+          <w:szCs w:val="22"/>
+          <w:u w:val="none"/>
+        </w:rPr>
+        <w:t>d launc</w:t>
+      </w:r>
+      <w:r>
+        <w:rPr>
+          <w:rFonts w:ascii="Calibri" w:hAnsi="Calibri"/>
+          <w:b/>
+          <w:bCs/>
+          <w:i/>
+          <w:iCs/>
+          <w:color w:val="2A6099"/>
+          <w:sz w:val="22"/>
+          <w:szCs w:val="22"/>
+          <w:u w:val="single"/>
+        </w:rPr>
+        <w:t xml:space="preserve">h two new product </w:t>
+      </w:r>
+      <w:r>
+        <w:rPr>
+          <w:rFonts w:ascii="Calibri" w:hAnsi="Calibri"/>
+          <w:b w:val="false"/>
+          <w:bCs w:val="false"/>
+          <w:i/>
+          <w:iCs/>
+          <w:color w:val="2A6099"/>
+          <w:sz w:val="22"/>
+          <w:szCs w:val="22"/>
+          <w:u w:val="none"/>
+        </w:rPr>
+        <w:t>lines. R&amp;D investment will increase to 22% of revenue. We expect revenue growth of 20-25% and aim to achieve profitability milestones ahead off schedule</w:t>
+      </w:r>
+    </w:p>
+    <w:p>
+      <w:pPr>
+        <w:pStyle w:val="Normal"/>
+        <w:spacing w:before="0" w:after="200"/>
+        <w:jc w:val="center"/>
+        <w:rPr>
+          <w:b/>
+          <w:b/>
+          <w:bCs/>
           <w:sz w:val="22"/>
           <w:szCs w:val="22"/>
         </w:rPr>
-        <w:t>We expect revenue growth of 20-25% and aim to achieve profitability milestones ahead off schedule</w:t>
+      </w:pPr>
+      <w:r>
+        <w:rPr>
+          <w:rFonts w:ascii="Calibri" w:hAnsi="Calibri"/>
+          <w:b/>
+          <w:bCs/>
+          <w:i w:val="false"/>
+          <w:iCs w:val="false"/>
+          <w:color w:val="2A6099"/>
+          <w:sz w:val="22"/>
+          <w:szCs w:val="22"/>
+          <w:u w:val="none"/>
+        </w:rPr>
+        <w:t>--- End of Report ---</w:t>
       </w:r>
     </w:p>
     <w:p>
       <w:pPr>
         <w:pStyle w:val="Normal"/>
         <w:spacing w:before="0" w:after="200"/>
+        <w:jc w:val="center"/>
         <w:rPr>
-          <w:rFonts w:ascii="Calibri" w:hAnsi="Calibri"/>
+          <w:b/>
+          <w:b/>
+          <w:bCs/>
           <w:sz w:val="22"/>
           <w:szCs w:val="22"/>
         </w:rPr>
@@ -252,8 +438,70 @@
       <w:r>
         <w:rPr>
           <w:rFonts w:ascii="Calibri" w:hAnsi="Calibri"/>
+          <w:b/>
+          <w:bCs/>
+          <w:i w:val="false"/>
+          <w:iCs w:val="false"/>
+          <w:color w:val="2A6099"/>
           <w:sz w:val="22"/>
           <w:szCs w:val="22"/>
+          <w:u w:val="none"/>
+        </w:rPr>
+        <w:t>--- End of Report ---</w:t>
+      </w:r>
+    </w:p>
+    <w:p>
+      <w:pPr>
+        <w:pStyle w:val="Normal"/>
+        <w:spacing w:before="0" w:after="200"/>
+        <w:jc w:val="center"/>
+        <w:rPr>
+          <w:b/>
+          <w:b/>
+          <w:bCs/>
+          <w:sz w:val="22"/>
+          <w:szCs w:val="22"/>
+        </w:rPr>
+      </w:pPr>
+      <w:r>
+        <w:rPr>
+          <w:rFonts w:ascii="Calibri" w:hAnsi="Calibri"/>
+          <w:b/>
+          <w:bCs/>
+          <w:i w:val="false"/>
+          <w:iCs w:val="false"/>
+          <w:color w:val="2A6099"/>
+          <w:sz w:val="22"/>
+          <w:szCs w:val="22"/>
+          <w:u w:val="none"/>
+        </w:rPr>
+        <w:t>--- End of Report ---</w:t>
+      </w:r>
+    </w:p>
+    <w:p>
+      <w:pPr>
+        <w:pStyle w:val="Normal"/>
+        <w:spacing w:before="0" w:after="200"/>
+        <w:jc w:val="center"/>
+        <w:rPr>
+          <w:b/>
+          <w:b/>
+          <w:bCs/>
+          <w:sz w:val="22"/>
+          <w:szCs w:val="22"/>
+        </w:rPr>
+      </w:pPr>
+      <w:r>
+        <w:rPr>
+          <w:rFonts w:ascii="Calibri" w:hAnsi="Calibri"/>
+          <w:b/>
+          <w:bCs/>
+          <w:i w:val="false"/>
+          <w:iCs w:val="false"/>
+          <w:color w:val="2A6099"/>
+          <w:sz w:val="22"/>
+          <w:szCs w:val="22"/>
+          <w:u w:val="none"/>
         </w:rPr>
         <w:t>--- End of Report ---</w:t>
       </w:r>
